--- a/vedvarende utenforskap Rogaland analysenotat.docx
+++ b/vedvarende utenforskap Rogaland analysenotat.docx
@@ -83,8 +83,6 @@
         <w:jc w:val="center"/>
         <w:rPr>
           <w:rFonts w:ascii="Arial" w:hAnsi="Arial" w:cs="Arial"/>
-          <w:i/>
-          <w:iCs/>
           <w:sz w:val="24"/>
           <w:szCs w:val="24"/>
         </w:rPr>
@@ -115,19 +113,72 @@
     </w:p>
     <w:p>
       <w:pPr>
-        <w:rPr>
-          <w:rFonts w:ascii="Arial" w:hAnsi="Arial" w:cs="Arial"/>
-          <w:sz w:val="24"/>
-          <w:szCs w:val="24"/>
-        </w:rPr>
-      </w:pPr>
-      <w:r>
-        <w:rPr>
-          <w:rFonts w:ascii="Arial" w:hAnsi="Arial" w:cs="Arial"/>
-          <w:sz w:val="24"/>
-          <w:szCs w:val="24"/>
-        </w:rPr>
-        <w:t xml:space="preserve">Tall på utenforskap gir ofte et situasjonsbilde: Hvor mange personer står utenfor arbeid og utdanning på et gitt tidspunkt? Nav oppgir at </w:t>
+        <w:jc w:val="center"/>
+        <w:rPr>
+          <w:rFonts w:ascii="Arial" w:hAnsi="Arial" w:cs="Arial"/>
+          <w:i/>
+          <w:iCs/>
+          <w:sz w:val="24"/>
+          <w:szCs w:val="24"/>
+        </w:rPr>
+      </w:pPr>
+      <w:r>
+        <w:rPr>
+          <w:rFonts w:ascii="Arial" w:hAnsi="Arial" w:cs="Arial"/>
+          <w:i/>
+          <w:iCs/>
+          <w:sz w:val="24"/>
+          <w:szCs w:val="24"/>
+        </w:rPr>
+        <w:t xml:space="preserve">Analysen er bygd på Trøndelag fylkeskommune sin </w:t>
+      </w:r>
+      <w:r>
+        <w:rPr>
+          <w:rFonts w:ascii="Arial" w:hAnsi="Arial" w:cs="Arial"/>
+          <w:i/>
+          <w:iCs/>
+          <w:sz w:val="24"/>
+          <w:szCs w:val="24"/>
+        </w:rPr>
+        <w:t xml:space="preserve">analyse </w:t>
+      </w:r>
+      <w:hyperlink r:id="rId10" w:history="1">
+        <w:r>
+          <w:rPr>
+            <w:rStyle w:val="Hyperkobling"/>
+            <w:rFonts w:ascii="Arial" w:hAnsi="Arial" w:cs="Arial"/>
+            <w:i/>
+            <w:iCs/>
+            <w:sz w:val="24"/>
+            <w:szCs w:val="24"/>
+          </w:rPr>
+          <w:t>her</w:t>
+        </w:r>
+      </w:hyperlink>
+    </w:p>
+    <w:p>
+      <w:pPr>
+        <w:rPr>
+          <w:rFonts w:ascii="Arial" w:hAnsi="Arial" w:cs="Arial"/>
+          <w:sz w:val="24"/>
+          <w:szCs w:val="24"/>
+        </w:rPr>
+      </w:pPr>
+      <w:r>
+        <w:rPr>
+          <w:rFonts w:ascii="Arial" w:hAnsi="Arial" w:cs="Arial"/>
+          <w:sz w:val="24"/>
+          <w:szCs w:val="24"/>
+        </w:rPr>
+        <w:t>Tall på utenforskap gir ofte et situasjonsbilde: Hvor mange personer står utenfor</w:t>
+      </w:r>
+      <w:r>
+        <w:rPr>
+          <w:rFonts w:ascii="Arial" w:hAnsi="Arial" w:cs="Arial"/>
+          <w:sz w:val="24"/>
+          <w:szCs w:val="24"/>
+        </w:rPr>
+        <w:t xml:space="preserve"> arbeid og utdanning på et gitt tidspunkt? Nav oppgir at </w:t>
       </w:r>
       <w:r>
         <w:rPr>
@@ -193,7 +244,7 @@
         </w:rPr>
         <w:t xml:space="preserve"> (</w:t>
       </w:r>
-      <w:hyperlink r:id="rId10" w:history="1">
+      <w:hyperlink r:id="rId11" w:history="1">
         <w:r>
           <w:rPr>
             <w:rStyle w:val="Hyperkobling"/>
@@ -637,7 +688,16 @@
           <w:sz w:val="24"/>
           <w:szCs w:val="24"/>
         </w:rPr>
-        <w:t xml:space="preserve"> både av en stabil gruppe som er utenfor gjennom hele perioden, og av personer som beveger seg inn og ut av </w:t>
+        <w:t xml:space="preserve"> både av en </w:t>
+      </w:r>
+      <w:r>
+        <w:rPr>
+          <w:rFonts w:ascii="Arial" w:hAnsi="Arial" w:cs="Arial"/>
+          <w:sz w:val="24"/>
+          <w:szCs w:val="24"/>
+        </w:rPr>
+        <w:lastRenderedPageBreak/>
+        <w:t xml:space="preserve">stabil gruppe som er utenfor gjennom hele perioden, og av personer som beveger seg inn og ut av </w:t>
       </w:r>
       <w:r>
         <w:rPr>
@@ -670,7 +730,6 @@
           <w:sz w:val="24"/>
           <w:szCs w:val="24"/>
         </w:rPr>
-        <w:lastRenderedPageBreak/>
         <w:t xml:space="preserve">Blant dem i denne aldersgruppen som var utenfor minst ett av årene, var litt over </w:t>
       </w:r>
       <w:r>
@@ -1261,7 +1320,7 @@
             <wp:cNvGraphicFramePr/>
             <a:graphic xmlns:a="http://schemas.openxmlformats.org/drawingml/2006/main">
               <a:graphicData uri="http://schemas.openxmlformats.org/drawingml/2006/chart">
-                <c:chart xmlns:c="http://schemas.openxmlformats.org/drawingml/2006/chart" xmlns:r="http://schemas.openxmlformats.org/officeDocument/2006/relationships" r:id="rId11"/>
+                <c:chart xmlns:c="http://schemas.openxmlformats.org/drawingml/2006/chart" xmlns:r="http://schemas.openxmlformats.org/officeDocument/2006/relationships" r:id="rId12"/>
               </a:graphicData>
             </a:graphic>
           </wp:inline>
@@ -1275,24 +1334,14 @@
       <w:r>
         <w:t xml:space="preserve">Figur </w:t>
       </w:r>
-      <w:r>
-        <w:fldChar w:fldCharType="begin"/>
-      </w:r>
-      <w:r>
-        <w:instrText xml:space="preserve"> SEQ Figur \* ARABIC </w:instrText>
-      </w:r>
-      <w:r>
-        <w:fldChar w:fldCharType="separate"/>
-      </w:r>
-      <w:r>
-        <w:rPr>
-          <w:noProof/>
-        </w:rPr>
-        <w:t>1</w:t>
-      </w:r>
-      <w:r>
-        <w:fldChar w:fldCharType="end"/>
-      </w:r>
+      <w:fldSimple w:instr=" SEQ Figur \* ARABIC ">
+        <w:r>
+          <w:rPr>
+            <w:noProof/>
+          </w:rPr>
+          <w:t>1</w:t>
+        </w:r>
+      </w:fldSimple>
       <w:r>
         <w:t xml:space="preserve"> </w:t>
       </w:r>
@@ -1920,7 +1969,7 @@
             <wp:cNvGraphicFramePr/>
             <a:graphic xmlns:a="http://schemas.openxmlformats.org/drawingml/2006/main">
               <a:graphicData uri="http://schemas.openxmlformats.org/drawingml/2006/chart">
-                <c:chart xmlns:c="http://schemas.openxmlformats.org/drawingml/2006/chart" xmlns:r="http://schemas.openxmlformats.org/officeDocument/2006/relationships" r:id="rId12"/>
+                <c:chart xmlns:c="http://schemas.openxmlformats.org/drawingml/2006/chart" xmlns:r="http://schemas.openxmlformats.org/officeDocument/2006/relationships" r:id="rId13"/>
               </a:graphicData>
             </a:graphic>
           </wp:inline>
@@ -1939,24 +1988,14 @@
       <w:r>
         <w:t xml:space="preserve">Figur </w:t>
       </w:r>
-      <w:r>
-        <w:fldChar w:fldCharType="begin"/>
-      </w:r>
-      <w:r>
-        <w:instrText xml:space="preserve"> SEQ Figur \* ARABIC </w:instrText>
-      </w:r>
-      <w:r>
-        <w:fldChar w:fldCharType="separate"/>
-      </w:r>
-      <w:r>
-        <w:rPr>
-          <w:noProof/>
-        </w:rPr>
-        <w:t>2</w:t>
-      </w:r>
-      <w:r>
-        <w:fldChar w:fldCharType="end"/>
-      </w:r>
+      <w:fldSimple w:instr=" SEQ Figur \* ARABIC ">
+        <w:r>
+          <w:rPr>
+            <w:noProof/>
+          </w:rPr>
+          <w:t>2</w:t>
+        </w:r>
+      </w:fldSimple>
       <w:r>
         <w:t xml:space="preserve"> </w:t>
       </w:r>
@@ -4727,6 +4766,7 @@
   <w:style w:type="character" w:default="1" w:styleId="Standardskriftforavsnitt">
     <w:name w:val="Default Paragraph Font"/>
     <w:uiPriority w:val="1"/>
+    <w:semiHidden/>
     <w:unhideWhenUsed/>
   </w:style>
   <w:style w:type="table" w:default="1" w:styleId="Vanligtabell">
@@ -7920,26 +7960,10 @@
 </file>
 
 <file path=customXml/item1.xml><?xml version="1.0" encoding="utf-8"?>
-<?mso-contentType ?>
-<FormTemplates xmlns="http://schemas.microsoft.com/sharepoint/v3/contenttype/forms">
-  <Display>DocumentLibraryForm</Display>
-  <Edit>DocumentLibraryForm</Edit>
-  <New>DocumentLibraryForm</New>
-</FormTemplates>
+<b:Sources xmlns:b="http://schemas.openxmlformats.org/officeDocument/2006/bibliography" xmlns="http://schemas.openxmlformats.org/officeDocument/2006/bibliography" SelectedStyle="\APASixthEditionOfficeOnline.xsl" StyleName="APA" Version="6"/>
 </file>
 
 <file path=customXml/item2.xml><?xml version="1.0" encoding="utf-8"?>
-<p:properties xmlns:p="http://schemas.microsoft.com/office/2006/metadata/properties" xmlns:xsi="http://www.w3.org/2001/XMLSchema-instance" xmlns:pc="http://schemas.microsoft.com/office/infopath/2007/PartnerControls">
-  <documentManagement>
-    <lcf76f155ced4ddcb4097134ff3c332f xmlns="bdace7eb-f290-4c69-99b8-3e748679d3a0">
-      <Terms xmlns="http://schemas.microsoft.com/office/infopath/2007/PartnerControls"/>
-    </lcf76f155ced4ddcb4097134ff3c332f>
-    <TaxCatchAll xmlns="9818af9e-19aa-4242-8816-013769976074" xsi:nil="true"/>
-  </documentManagement>
-</p:properties>
-</file>
-
-<file path=customXml/item3.xml><?xml version="1.0" encoding="utf-8"?>
 <ct:contentTypeSchema xmlns:ct="http://schemas.microsoft.com/office/2006/metadata/contentType" xmlns:ma="http://schemas.microsoft.com/office/2006/metadata/properties/metaAttributes" ct:_="" ma:_="" ma:contentTypeName="Dokument" ma:contentTypeID="0x010100DFD00FC8FBE601488A40B5B621308FD8" ma:contentTypeVersion="14" ma:contentTypeDescription="Opprett et nytt dokument." ma:contentTypeScope="" ma:versionID="70ded95d0609f532dc173a5bcc60c58e">
   <xsd:schema xmlns:xsd="http://www.w3.org/2001/XMLSchema" xmlns:xs="http://www.w3.org/2001/XMLSchema" xmlns:p="http://schemas.microsoft.com/office/2006/metadata/properties" xmlns:ns2="bdace7eb-f290-4c69-99b8-3e748679d3a0" xmlns:ns3="9818af9e-19aa-4242-8816-013769976074" targetNamespace="http://schemas.microsoft.com/office/2006/metadata/properties" ma:root="true" ma:fieldsID="4feb770d4e482a68b91e227c70e80bcb" ns2:_="" ns3:_="">
     <xsd:import namespace="bdace7eb-f290-4c69-99b8-3e748679d3a0"/>
@@ -8152,30 +8176,35 @@
 </ct:contentTypeSchema>
 </file>
 
+<file path=customXml/item3.xml><?xml version="1.0" encoding="utf-8"?>
+<p:properties xmlns:p="http://schemas.microsoft.com/office/2006/metadata/properties" xmlns:xsi="http://www.w3.org/2001/XMLSchema-instance" xmlns:pc="http://schemas.microsoft.com/office/infopath/2007/PartnerControls">
+  <documentManagement>
+    <lcf76f155ced4ddcb4097134ff3c332f xmlns="bdace7eb-f290-4c69-99b8-3e748679d3a0">
+      <Terms xmlns="http://schemas.microsoft.com/office/infopath/2007/PartnerControls"/>
+    </lcf76f155ced4ddcb4097134ff3c332f>
+    <TaxCatchAll xmlns="9818af9e-19aa-4242-8816-013769976074" xsi:nil="true"/>
+  </documentManagement>
+</p:properties>
+</file>
+
 <file path=customXml/item4.xml><?xml version="1.0" encoding="utf-8"?>
-<b:Sources xmlns:b="http://schemas.openxmlformats.org/officeDocument/2006/bibliography" xmlns="http://schemas.openxmlformats.org/officeDocument/2006/bibliography" SelectedStyle="\APASixthEditionOfficeOnline.xsl" StyleName="APA" Version="6"/>
+<?mso-contentType ?>
+<FormTemplates xmlns="http://schemas.microsoft.com/sharepoint/v3/contenttype/forms">
+  <Display>DocumentLibraryForm</Display>
+  <Edit>DocumentLibraryForm</Edit>
+  <New>DocumentLibraryForm</New>
+</FormTemplates>
 </file>
 
 <file path=customXml/itemProps1.xml><?xml version="1.0" encoding="utf-8"?>
-<ds:datastoreItem xmlns:ds="http://schemas.openxmlformats.org/officeDocument/2006/customXml" ds:itemID="{C1658B6B-A2A9-4305-8BE2-D9CCE4174F4E}">
+<ds:datastoreItem xmlns:ds="http://schemas.openxmlformats.org/officeDocument/2006/customXml" ds:itemID="{2299BB89-0D5A-4A91-B556-6BE9CE4852FC}">
   <ds:schemaRefs>
-    <ds:schemaRef ds:uri="http://schemas.microsoft.com/sharepoint/v3/contenttype/forms"/>
+    <ds:schemaRef ds:uri="http://schemas.openxmlformats.org/officeDocument/2006/bibliography"/>
   </ds:schemaRefs>
 </ds:datastoreItem>
 </file>
 
 <file path=customXml/itemProps2.xml><?xml version="1.0" encoding="utf-8"?>
-<ds:datastoreItem xmlns:ds="http://schemas.openxmlformats.org/officeDocument/2006/customXml" ds:itemID="{7A204391-8B84-43B8-B954-ACE4EC6540A6}">
-  <ds:schemaRefs>
-    <ds:schemaRef ds:uri="http://schemas.microsoft.com/office/2006/metadata/properties"/>
-    <ds:schemaRef ds:uri="http://schemas.microsoft.com/office/infopath/2007/PartnerControls"/>
-    <ds:schemaRef ds:uri="bdace7eb-f290-4c69-99b8-3e748679d3a0"/>
-    <ds:schemaRef ds:uri="9818af9e-19aa-4242-8816-013769976074"/>
-  </ds:schemaRefs>
-</ds:datastoreItem>
-</file>
-
-<file path=customXml/itemProps3.xml><?xml version="1.0" encoding="utf-8"?>
 <ds:datastoreItem xmlns:ds="http://schemas.openxmlformats.org/officeDocument/2006/customXml" ds:itemID="{9605E321-E410-4F3E-B54F-335094F23BB3}">
   <ds:schemaRefs>
     <ds:schemaRef ds:uri="http://schemas.microsoft.com/office/2006/metadata/contentType"/>
@@ -8194,10 +8223,21 @@
 </ds:datastoreItem>
 </file>
 
+<file path=customXml/itemProps3.xml><?xml version="1.0" encoding="utf-8"?>
+<ds:datastoreItem xmlns:ds="http://schemas.openxmlformats.org/officeDocument/2006/customXml" ds:itemID="{7A204391-8B84-43B8-B954-ACE4EC6540A6}">
+  <ds:schemaRefs>
+    <ds:schemaRef ds:uri="http://schemas.microsoft.com/office/2006/metadata/properties"/>
+    <ds:schemaRef ds:uri="http://schemas.microsoft.com/office/infopath/2007/PartnerControls"/>
+    <ds:schemaRef ds:uri="bdace7eb-f290-4c69-99b8-3e748679d3a0"/>
+    <ds:schemaRef ds:uri="9818af9e-19aa-4242-8816-013769976074"/>
+  </ds:schemaRefs>
+</ds:datastoreItem>
+</file>
+
 <file path=customXml/itemProps4.xml><?xml version="1.0" encoding="utf-8"?>
-<ds:datastoreItem xmlns:ds="http://schemas.openxmlformats.org/officeDocument/2006/customXml" ds:itemID="{2299BB89-0D5A-4A91-B556-6BE9CE4852FC}">
+<ds:datastoreItem xmlns:ds="http://schemas.openxmlformats.org/officeDocument/2006/customXml" ds:itemID="{C1658B6B-A2A9-4305-8BE2-D9CCE4174F4E}">
   <ds:schemaRefs>
-    <ds:schemaRef ds:uri="http://schemas.openxmlformats.org/officeDocument/2006/bibliography"/>
+    <ds:schemaRef ds:uri="http://schemas.microsoft.com/sharepoint/v3/contenttype/forms"/>
   </ds:schemaRefs>
 </ds:datastoreItem>
 </file>
